--- a/public/resume/cover-letter-data.docx
+++ b/public/resume/cover-letter-data.docx
@@ -33,7 +33,7 @@
         </w:rPr>
         <w:t xml:space="preserve">✉ </w:t>
       </w:r>
-      <w:hyperlink w:history="1" r:id="rIdjg6qizlfsulqq0bpztu1i">
+      <w:hyperlink w:history="1" r:id="rIdsy3yehvwg1nm6heainn1-">
         <w:r>
           <w:rPr>
             <w:rFonts w:ascii="Calibri" w:cs="Calibri" w:eastAsia="Calibri" w:hAnsi="Calibri"/>
@@ -63,7 +63,7 @@
         </w:rPr>
         <w:t xml:space="preserve">• </w:t>
       </w:r>
-      <w:hyperlink w:history="1" r:id="rIdcar9ucwkbj1kgwqw_rmym">
+      <w:hyperlink w:history="1" r:id="rId6br0m4jnlhhbnrephmrml">
         <w:r>
           <w:rPr>
             <w:rFonts w:ascii="Calibri" w:cs="Calibri" w:eastAsia="Calibri" w:hAnsi="Calibri"/>
@@ -93,7 +93,7 @@
         </w:rPr>
         <w:t xml:space="preserve">⁠in </w:t>
       </w:r>
-      <w:hyperlink w:history="1" r:id="rId_zydlmd87rmvokqsyqe5z">
+      <w:hyperlink w:history="1" r:id="rId6bf2yioj0li7golju2w6p">
         <w:r>
           <w:rPr>
             <w:rFonts w:ascii="Calibri" w:cs="Calibri" w:eastAsia="Calibri" w:hAnsi="Calibri"/>
@@ -123,7 +123,7 @@
         </w:rPr>
         <w:t xml:space="preserve">◔ </w:t>
       </w:r>
-      <w:hyperlink w:history="1" r:id="rIdo6s2nwahpleligmbibo4x">
+      <w:hyperlink w:history="1" r:id="rIdaaz0q4cquajha1fvzpitv">
         <w:r>
           <w:rPr>
             <w:rFonts w:ascii="Calibri" w:cs="Calibri" w:eastAsia="Calibri" w:hAnsi="Calibri"/>

--- a/public/resume/cover-letter-data.docx
+++ b/public/resume/cover-letter-data.docx
@@ -33,7 +33,7 @@
         </w:rPr>
         <w:t xml:space="preserve">✉ </w:t>
       </w:r>
-      <w:hyperlink w:history="1" r:id="rIdsy3yehvwg1nm6heainn1-">
+      <w:hyperlink w:history="1" r:id="rIdntyx7q-dedczdyln1v3nj">
         <w:r>
           <w:rPr>
             <w:rFonts w:ascii="Calibri" w:cs="Calibri" w:eastAsia="Calibri" w:hAnsi="Calibri"/>
@@ -63,7 +63,7 @@
         </w:rPr>
         <w:t xml:space="preserve">• </w:t>
       </w:r>
-      <w:hyperlink w:history="1" r:id="rId6br0m4jnlhhbnrephmrml">
+      <w:hyperlink w:history="1" r:id="rIdryhaznvihiv1xam9p6ik8">
         <w:r>
           <w:rPr>
             <w:rFonts w:ascii="Calibri" w:cs="Calibri" w:eastAsia="Calibri" w:hAnsi="Calibri"/>
@@ -93,7 +93,7 @@
         </w:rPr>
         <w:t xml:space="preserve">⁠in </w:t>
       </w:r>
-      <w:hyperlink w:history="1" r:id="rId6bf2yioj0li7golju2w6p">
+      <w:hyperlink w:history="1" r:id="rIdzlygrjumdzkqrtqnunme6">
         <w:r>
           <w:rPr>
             <w:rFonts w:ascii="Calibri" w:cs="Calibri" w:eastAsia="Calibri" w:hAnsi="Calibri"/>
@@ -123,7 +123,7 @@
         </w:rPr>
         <w:t xml:space="preserve">◔ </w:t>
       </w:r>
-      <w:hyperlink w:history="1" r:id="rIdaaz0q4cquajha1fvzpitv">
+      <w:hyperlink w:history="1" r:id="rIdahdej1japormitnpbx44h">
         <w:r>
           <w:rPr>
             <w:rFonts w:ascii="Calibri" w:cs="Calibri" w:eastAsia="Calibri" w:hAnsi="Calibri"/>
@@ -430,7 +430,7 @@
           <w:sz w:val="22"/>
           <w:szCs w:val="22"/>
         </w:rPr>
-        <w:t xml:space="preserve"> is the kind of problem I find genuinely engaging, and I would bring both the engineering rigour and the curiosity to tackle it systematically.
+        <w:t xml:space="preserve"> is the kind of problem I find genuinely engaging and I would bring both the engineering rigour and the curiosity to tackle it systematically.
     </w:t>
       </w:r>
     </w:p>

--- a/public/resume/cover-letter-data.docx
+++ b/public/resume/cover-letter-data.docx
@@ -33,7 +33,7 @@
         </w:rPr>
         <w:t xml:space="preserve">✉ </w:t>
       </w:r>
-      <w:hyperlink w:history="1" r:id="rIdsy3yehvwg1nm6heainn1-">
+      <w:hyperlink w:history="1" r:id="rIdnxublahqiorzjy72dzgi9">
         <w:r>
           <w:rPr>
             <w:rFonts w:ascii="Calibri" w:cs="Calibri" w:eastAsia="Calibri" w:hAnsi="Calibri"/>
@@ -63,7 +63,7 @@
         </w:rPr>
         <w:t xml:space="preserve">• </w:t>
       </w:r>
-      <w:hyperlink w:history="1" r:id="rId6br0m4jnlhhbnrephmrml">
+      <w:hyperlink w:history="1" r:id="rIdwxjc9kperpikqwwb-cmjd">
         <w:r>
           <w:rPr>
             <w:rFonts w:ascii="Calibri" w:cs="Calibri" w:eastAsia="Calibri" w:hAnsi="Calibri"/>
@@ -93,7 +93,7 @@
         </w:rPr>
         <w:t xml:space="preserve">⁠in </w:t>
       </w:r>
-      <w:hyperlink w:history="1" r:id="rId6bf2yioj0li7golju2w6p">
+      <w:hyperlink w:history="1" r:id="rId8jmhajiz2oa6-nv7d1ybi">
         <w:r>
           <w:rPr>
             <w:rFonts w:ascii="Calibri" w:cs="Calibri" w:eastAsia="Calibri" w:hAnsi="Calibri"/>
@@ -123,7 +123,7 @@
         </w:rPr>
         <w:t xml:space="preserve">◔ </w:t>
       </w:r>
-      <w:hyperlink w:history="1" r:id="rIdaaz0q4cquajha1fvzpitv">
+      <w:hyperlink w:history="1" r:id="rIdtg3fvlccf4w5dkydwvqhn">
         <w:r>
           <w:rPr>
             <w:rFonts w:ascii="Calibri" w:cs="Calibri" w:eastAsia="Calibri" w:hAnsi="Calibri"/>
@@ -430,7 +430,7 @@
           <w:sz w:val="22"/>
           <w:szCs w:val="22"/>
         </w:rPr>
-        <w:t xml:space="preserve"> is the kind of problem I find genuinely engaging, and I would bring both the engineering rigour and the curiosity to tackle it systematically.
+        <w:t xml:space="preserve"> is the kind of problem I find genuinely engaging and I would bring both the engineering rigour and the curiosity to tackle it systematically.
     </w:t>
       </w:r>
     </w:p>

--- a/public/resume/cover-letter-data.docx
+++ b/public/resume/cover-letter-data.docx
@@ -33,7 +33,7 @@
         </w:rPr>
         <w:t xml:space="preserve">✉ </w:t>
       </w:r>
-      <w:hyperlink w:history="1" r:id="rIdntyx7q-dedczdyln1v3nj">
+      <w:hyperlink w:history="1" r:id="rId-8h1gghwfmwxcxct8syv_">
         <w:r>
           <w:rPr>
             <w:rFonts w:ascii="Calibri" w:cs="Calibri" w:eastAsia="Calibri" w:hAnsi="Calibri"/>
@@ -63,7 +63,7 @@
         </w:rPr>
         <w:t xml:space="preserve">• </w:t>
       </w:r>
-      <w:hyperlink w:history="1" r:id="rIdryhaznvihiv1xam9p6ik8">
+      <w:hyperlink w:history="1" r:id="rId_egsjiqucwodwwv0_7rpl">
         <w:r>
           <w:rPr>
             <w:rFonts w:ascii="Calibri" w:cs="Calibri" w:eastAsia="Calibri" w:hAnsi="Calibri"/>
@@ -93,7 +93,7 @@
         </w:rPr>
         <w:t xml:space="preserve">⁠in </w:t>
       </w:r>
-      <w:hyperlink w:history="1" r:id="rIdzlygrjumdzkqrtqnunme6">
+      <w:hyperlink w:history="1" r:id="rIdigdvd2xnbghr5wzlghdyf">
         <w:r>
           <w:rPr>
             <w:rFonts w:ascii="Calibri" w:cs="Calibri" w:eastAsia="Calibri" w:hAnsi="Calibri"/>
@@ -123,7 +123,7 @@
         </w:rPr>
         <w:t xml:space="preserve">◔ </w:t>
       </w:r>
-      <w:hyperlink w:history="1" r:id="rIdahdej1japormitnpbx44h">
+      <w:hyperlink w:history="1" r:id="rId_uq7ihrlzszuascixycom">
         <w:r>
           <w:rPr>
             <w:rFonts w:ascii="Calibri" w:cs="Calibri" w:eastAsia="Calibri" w:hAnsi="Calibri"/>

--- a/public/resume/cover-letter-data.docx
+++ b/public/resume/cover-letter-data.docx
@@ -33,7 +33,7 @@
         </w:rPr>
         <w:t xml:space="preserve">✉ </w:t>
       </w:r>
-      <w:hyperlink w:history="1" r:id="rId-8h1gghwfmwxcxct8syv_">
+      <w:hyperlink w:history="1" r:id="rIdfofzqmamvph7mahlxpovi">
         <w:r>
           <w:rPr>
             <w:rFonts w:ascii="Calibri" w:cs="Calibri" w:eastAsia="Calibri" w:hAnsi="Calibri"/>
@@ -63,7 +63,7 @@
         </w:rPr>
         <w:t xml:space="preserve">• </w:t>
       </w:r>
-      <w:hyperlink w:history="1" r:id="rId_egsjiqucwodwwv0_7rpl">
+      <w:hyperlink w:history="1" r:id="rIdwshdaslmtbdbnvw9abnl2">
         <w:r>
           <w:rPr>
             <w:rFonts w:ascii="Calibri" w:cs="Calibri" w:eastAsia="Calibri" w:hAnsi="Calibri"/>
@@ -93,7 +93,7 @@
         </w:rPr>
         <w:t xml:space="preserve">⁠in </w:t>
       </w:r>
-      <w:hyperlink w:history="1" r:id="rIdigdvd2xnbghr5wzlghdyf">
+      <w:hyperlink w:history="1" r:id="rIdzx1tuo80vwlkki8_pnlag">
         <w:r>
           <w:rPr>
             <w:rFonts w:ascii="Calibri" w:cs="Calibri" w:eastAsia="Calibri" w:hAnsi="Calibri"/>
@@ -123,7 +123,7 @@
         </w:rPr>
         <w:t xml:space="preserve">◔ </w:t>
       </w:r>
-      <w:hyperlink w:history="1" r:id="rId_uq7ihrlzszuascixycom">
+      <w:hyperlink w:history="1" r:id="rIdwu9eiecoo4zdtwzmfcjct">
         <w:r>
           <w:rPr>
             <w:rFonts w:ascii="Calibri" w:cs="Calibri" w:eastAsia="Calibri" w:hAnsi="Calibri"/>

--- a/public/resume/cover-letter-data.docx
+++ b/public/resume/cover-letter-data.docx
@@ -33,7 +33,7 @@
         </w:rPr>
         <w:t xml:space="preserve">✉ </w:t>
       </w:r>
-      <w:hyperlink w:history="1" r:id="rIdfofzqmamvph7mahlxpovi">
+      <w:hyperlink w:history="1" r:id="rIdvedeplhvz04zqrmv_gkpr">
         <w:r>
           <w:rPr>
             <w:rFonts w:ascii="Calibri" w:cs="Calibri" w:eastAsia="Calibri" w:hAnsi="Calibri"/>
@@ -63,7 +63,7 @@
         </w:rPr>
         <w:t xml:space="preserve">• </w:t>
       </w:r>
-      <w:hyperlink w:history="1" r:id="rIdwshdaslmtbdbnvw9abnl2">
+      <w:hyperlink w:history="1" r:id="rIdu0n9nics7nvakbf9d5set">
         <w:r>
           <w:rPr>
             <w:rFonts w:ascii="Calibri" w:cs="Calibri" w:eastAsia="Calibri" w:hAnsi="Calibri"/>
@@ -93,7 +93,7 @@
         </w:rPr>
         <w:t xml:space="preserve">⁠in </w:t>
       </w:r>
-      <w:hyperlink w:history="1" r:id="rIdzx1tuo80vwlkki8_pnlag">
+      <w:hyperlink w:history="1" r:id="rIdae3tnncah3vzp5zqmelgm">
         <w:r>
           <w:rPr>
             <w:rFonts w:ascii="Calibri" w:cs="Calibri" w:eastAsia="Calibri" w:hAnsi="Calibri"/>
@@ -123,7 +123,7 @@
         </w:rPr>
         <w:t xml:space="preserve">◔ </w:t>
       </w:r>
-      <w:hyperlink w:history="1" r:id="rIdwu9eiecoo4zdtwzmfcjct">
+      <w:hyperlink w:history="1" r:id="rIdfsq56lfvdmo7ylbsgos2q">
         <w:r>
           <w:rPr>
             <w:rFonts w:ascii="Calibri" w:cs="Calibri" w:eastAsia="Calibri" w:hAnsi="Calibri"/>

--- a/public/resume/cover-letter-data.docx
+++ b/public/resume/cover-letter-data.docx
@@ -33,7 +33,7 @@
         </w:rPr>
         <w:t xml:space="preserve">✉ </w:t>
       </w:r>
-      <w:hyperlink w:history="1" r:id="rIdvedeplhvz04zqrmv_gkpr">
+      <w:hyperlink w:history="1" r:id="rIdvf_fgro8nvebezu0oo9jn">
         <w:r>
           <w:rPr>
             <w:rFonts w:ascii="Calibri" w:cs="Calibri" w:eastAsia="Calibri" w:hAnsi="Calibri"/>
@@ -63,7 +63,7 @@
         </w:rPr>
         <w:t xml:space="preserve">• </w:t>
       </w:r>
-      <w:hyperlink w:history="1" r:id="rIdu0n9nics7nvakbf9d5set">
+      <w:hyperlink w:history="1" r:id="rId8_9pjug-grgbwmmgts_k0">
         <w:r>
           <w:rPr>
             <w:rFonts w:ascii="Calibri" w:cs="Calibri" w:eastAsia="Calibri" w:hAnsi="Calibri"/>
@@ -93,7 +93,7 @@
         </w:rPr>
         <w:t xml:space="preserve">⁠in </w:t>
       </w:r>
-      <w:hyperlink w:history="1" r:id="rIdae3tnncah3vzp5zqmelgm">
+      <w:hyperlink w:history="1" r:id="rIda8ngxblw_o4v5x4njuco2">
         <w:r>
           <w:rPr>
             <w:rFonts w:ascii="Calibri" w:cs="Calibri" w:eastAsia="Calibri" w:hAnsi="Calibri"/>
@@ -123,7 +123,7 @@
         </w:rPr>
         <w:t xml:space="preserve">◔ </w:t>
       </w:r>
-      <w:hyperlink w:history="1" r:id="rIdfsq56lfvdmo7ylbsgos2q">
+      <w:hyperlink w:history="1" r:id="rIdie7oonrascjbwvarrodld">
         <w:r>
           <w:rPr>
             <w:rFonts w:ascii="Calibri" w:cs="Calibri" w:eastAsia="Calibri" w:hAnsi="Calibri"/>

--- a/public/resume/cover-letter-data.docx
+++ b/public/resume/cover-letter-data.docx
@@ -33,7 +33,7 @@
         </w:rPr>
         <w:t xml:space="preserve">✉ </w:t>
       </w:r>
-      <w:hyperlink w:history="1" r:id="rIdvf_fgro8nvebezu0oo9jn">
+      <w:hyperlink w:history="1" r:id="rIdcfuf8wvrmh8lofeqrpwni">
         <w:r>
           <w:rPr>
             <w:rFonts w:ascii="Calibri" w:cs="Calibri" w:eastAsia="Calibri" w:hAnsi="Calibri"/>
@@ -63,7 +63,7 @@
         </w:rPr>
         <w:t xml:space="preserve">• </w:t>
       </w:r>
-      <w:hyperlink w:history="1" r:id="rId8_9pjug-grgbwmmgts_k0">
+      <w:hyperlink w:history="1" r:id="rIdencftbgh-kq41jr7jn09z">
         <w:r>
           <w:rPr>
             <w:rFonts w:ascii="Calibri" w:cs="Calibri" w:eastAsia="Calibri" w:hAnsi="Calibri"/>
@@ -93,7 +93,7 @@
         </w:rPr>
         <w:t xml:space="preserve">⁠in </w:t>
       </w:r>
-      <w:hyperlink w:history="1" r:id="rIda8ngxblw_o4v5x4njuco2">
+      <w:hyperlink w:history="1" r:id="rIdhfoifn8dcn0fymukxkmse">
         <w:r>
           <w:rPr>
             <w:rFonts w:ascii="Calibri" w:cs="Calibri" w:eastAsia="Calibri" w:hAnsi="Calibri"/>
@@ -123,7 +123,7 @@
         </w:rPr>
         <w:t xml:space="preserve">◔ </w:t>
       </w:r>
-      <w:hyperlink w:history="1" r:id="rIdie7oonrascjbwvarrodld">
+      <w:hyperlink w:history="1" r:id="rId09agedya88yl5ybvmlotb">
         <w:r>
           <w:rPr>
             <w:rFonts w:ascii="Calibri" w:cs="Calibri" w:eastAsia="Calibri" w:hAnsi="Calibri"/>

--- a/public/resume/cover-letter-data.docx
+++ b/public/resume/cover-letter-data.docx
@@ -33,7 +33,7 @@
         </w:rPr>
         <w:t xml:space="preserve">✉ </w:t>
       </w:r>
-      <w:hyperlink w:history="1" r:id="rIdcfuf8wvrmh8lofeqrpwni">
+      <w:hyperlink w:history="1" r:id="rIdbtvlbkajzyczqtzxe_4ui">
         <w:r>
           <w:rPr>
             <w:rFonts w:ascii="Calibri" w:cs="Calibri" w:eastAsia="Calibri" w:hAnsi="Calibri"/>
@@ -63,7 +63,7 @@
         </w:rPr>
         <w:t xml:space="preserve">• </w:t>
       </w:r>
-      <w:hyperlink w:history="1" r:id="rIdencftbgh-kq41jr7jn09z">
+      <w:hyperlink w:history="1" r:id="rIdp1ielzhqgfk2ofcriqjup">
         <w:r>
           <w:rPr>
             <w:rFonts w:ascii="Calibri" w:cs="Calibri" w:eastAsia="Calibri" w:hAnsi="Calibri"/>
@@ -93,7 +93,7 @@
         </w:rPr>
         <w:t xml:space="preserve">⁠in </w:t>
       </w:r>
-      <w:hyperlink w:history="1" r:id="rIdhfoifn8dcn0fymukxkmse">
+      <w:hyperlink w:history="1" r:id="rIdejjz8jji5tbrbxjcd-oco">
         <w:r>
           <w:rPr>
             <w:rFonts w:ascii="Calibri" w:cs="Calibri" w:eastAsia="Calibri" w:hAnsi="Calibri"/>
@@ -123,7 +123,7 @@
         </w:rPr>
         <w:t xml:space="preserve">◔ </w:t>
       </w:r>
-      <w:hyperlink w:history="1" r:id="rId09agedya88yl5ybvmlotb">
+      <w:hyperlink w:history="1" r:id="rIdwn8ob89t6oaleldxnfstc">
         <w:r>
           <w:rPr>
             <w:rFonts w:ascii="Calibri" w:cs="Calibri" w:eastAsia="Calibri" w:hAnsi="Calibri"/>

--- a/public/resume/cover-letter-data.docx
+++ b/public/resume/cover-letter-data.docx
@@ -33,7 +33,7 @@
         </w:rPr>
         <w:t xml:space="preserve">✉ </w:t>
       </w:r>
-      <w:hyperlink w:history="1" r:id="rIdbtvlbkajzyczqtzxe_4ui">
+      <w:hyperlink w:history="1" r:id="rIdkkihluheoiqbpwh21wivp">
         <w:r>
           <w:rPr>
             <w:rFonts w:ascii="Calibri" w:cs="Calibri" w:eastAsia="Calibri" w:hAnsi="Calibri"/>
@@ -63,7 +63,7 @@
         </w:rPr>
         <w:t xml:space="preserve">• </w:t>
       </w:r>
-      <w:hyperlink w:history="1" r:id="rIdp1ielzhqgfk2ofcriqjup">
+      <w:hyperlink w:history="1" r:id="rIdzhwnmeq3ic1y5ufvsvtzh">
         <w:r>
           <w:rPr>
             <w:rFonts w:ascii="Calibri" w:cs="Calibri" w:eastAsia="Calibri" w:hAnsi="Calibri"/>
@@ -93,7 +93,7 @@
         </w:rPr>
         <w:t xml:space="preserve">⁠in </w:t>
       </w:r>
-      <w:hyperlink w:history="1" r:id="rIdejjz8jji5tbrbxjcd-oco">
+      <w:hyperlink w:history="1" r:id="rId6tlbdprpcmrpdhby7vvzo">
         <w:r>
           <w:rPr>
             <w:rFonts w:ascii="Calibri" w:cs="Calibri" w:eastAsia="Calibri" w:hAnsi="Calibri"/>
@@ -123,7 +123,7 @@
         </w:rPr>
         <w:t xml:space="preserve">◔ </w:t>
       </w:r>
-      <w:hyperlink w:history="1" r:id="rIdwn8ob89t6oaleldxnfstc">
+      <w:hyperlink w:history="1" r:id="rIdoy_flabntugqqlu9payem">
         <w:r>
           <w:rPr>
             <w:rFonts w:ascii="Calibri" w:cs="Calibri" w:eastAsia="Calibri" w:hAnsi="Calibri"/>

--- a/public/resume/cover-letter-data.docx
+++ b/public/resume/cover-letter-data.docx
@@ -33,7 +33,7 @@
         </w:rPr>
         <w:t xml:space="preserve">✉ </w:t>
       </w:r>
-      <w:hyperlink w:history="1" r:id="rIdkkihluheoiqbpwh21wivp">
+      <w:hyperlink w:history="1" r:id="rIddbmy8jvpywdmqln5dkisz">
         <w:r>
           <w:rPr>
             <w:rFonts w:ascii="Calibri" w:cs="Calibri" w:eastAsia="Calibri" w:hAnsi="Calibri"/>
@@ -63,7 +63,7 @@
         </w:rPr>
         <w:t xml:space="preserve">• </w:t>
       </w:r>
-      <w:hyperlink w:history="1" r:id="rIdzhwnmeq3ic1y5ufvsvtzh">
+      <w:hyperlink w:history="1" r:id="rIduxaavi8lephg8bu92sed0">
         <w:r>
           <w:rPr>
             <w:rFonts w:ascii="Calibri" w:cs="Calibri" w:eastAsia="Calibri" w:hAnsi="Calibri"/>
@@ -93,7 +93,7 @@
         </w:rPr>
         <w:t xml:space="preserve">⁠in </w:t>
       </w:r>
-      <w:hyperlink w:history="1" r:id="rId6tlbdprpcmrpdhby7vvzo">
+      <w:hyperlink w:history="1" r:id="rIdfj2rb0c4drjnffi5quzng">
         <w:r>
           <w:rPr>
             <w:rFonts w:ascii="Calibri" w:cs="Calibri" w:eastAsia="Calibri" w:hAnsi="Calibri"/>
@@ -123,7 +123,7 @@
         </w:rPr>
         <w:t xml:space="preserve">◔ </w:t>
       </w:r>
-      <w:hyperlink w:history="1" r:id="rIdoy_flabntugqqlu9payem">
+      <w:hyperlink w:history="1" r:id="rIdfxbbox6rizo-yt155q9z6">
         <w:r>
           <w:rPr>
             <w:rFonts w:ascii="Calibri" w:cs="Calibri" w:eastAsia="Calibri" w:hAnsi="Calibri"/>

--- a/public/resume/cover-letter-data.docx
+++ b/public/resume/cover-letter-data.docx
@@ -33,7 +33,7 @@
         </w:rPr>
         <w:t xml:space="preserve">✉ </w:t>
       </w:r>
-      <w:hyperlink w:history="1" r:id="rIddbmy8jvpywdmqln5dkisz">
+      <w:hyperlink w:history="1" r:id="rIdgimepkp7stpnq89s_n027">
         <w:r>
           <w:rPr>
             <w:rFonts w:ascii="Calibri" w:cs="Calibri" w:eastAsia="Calibri" w:hAnsi="Calibri"/>
@@ -63,7 +63,7 @@
         </w:rPr>
         <w:t xml:space="preserve">• </w:t>
       </w:r>
-      <w:hyperlink w:history="1" r:id="rIduxaavi8lephg8bu92sed0">
+      <w:hyperlink w:history="1" r:id="rId6brzf7dsuh_jgoe0amybv">
         <w:r>
           <w:rPr>
             <w:rFonts w:ascii="Calibri" w:cs="Calibri" w:eastAsia="Calibri" w:hAnsi="Calibri"/>
@@ -93,7 +93,7 @@
         </w:rPr>
         <w:t xml:space="preserve">⁠in </w:t>
       </w:r>
-      <w:hyperlink w:history="1" r:id="rIdfj2rb0c4drjnffi5quzng">
+      <w:hyperlink w:history="1" r:id="rId9rz_d2uhrw6wotrgwxrft">
         <w:r>
           <w:rPr>
             <w:rFonts w:ascii="Calibri" w:cs="Calibri" w:eastAsia="Calibri" w:hAnsi="Calibri"/>
@@ -123,7 +123,7 @@
         </w:rPr>
         <w:t xml:space="preserve">◔ </w:t>
       </w:r>
-      <w:hyperlink w:history="1" r:id="rIdfxbbox6rizo-yt155q9z6">
+      <w:hyperlink w:history="1" r:id="rId2i2umqwnpj42bcabllfef">
         <w:r>
           <w:rPr>
             <w:rFonts w:ascii="Calibri" w:cs="Calibri" w:eastAsia="Calibri" w:hAnsi="Calibri"/>

--- a/public/resume/cover-letter-data.docx
+++ b/public/resume/cover-letter-data.docx
@@ -33,7 +33,7 @@
         </w:rPr>
         <w:t xml:space="preserve">✉ </w:t>
       </w:r>
-      <w:hyperlink w:history="1" r:id="rIdgimepkp7stpnq89s_n027">
+      <w:hyperlink w:history="1" r:id="rId1ijvbrtztilyh-qed502a">
         <w:r>
           <w:rPr>
             <w:rFonts w:ascii="Calibri" w:cs="Calibri" w:eastAsia="Calibri" w:hAnsi="Calibri"/>
@@ -63,7 +63,7 @@
         </w:rPr>
         <w:t xml:space="preserve">• </w:t>
       </w:r>
-      <w:hyperlink w:history="1" r:id="rId6brzf7dsuh_jgoe0amybv">
+      <w:hyperlink w:history="1" r:id="rIdnhlgw6ecko1so1r71htt1">
         <w:r>
           <w:rPr>
             <w:rFonts w:ascii="Calibri" w:cs="Calibri" w:eastAsia="Calibri" w:hAnsi="Calibri"/>
@@ -93,7 +93,7 @@
         </w:rPr>
         <w:t xml:space="preserve">⁠in </w:t>
       </w:r>
-      <w:hyperlink w:history="1" r:id="rId9rz_d2uhrw6wotrgwxrft">
+      <w:hyperlink w:history="1" r:id="rIdvfalb_sssnu6gv1ujsden">
         <w:r>
           <w:rPr>
             <w:rFonts w:ascii="Calibri" w:cs="Calibri" w:eastAsia="Calibri" w:hAnsi="Calibri"/>
@@ -123,7 +123,7 @@
         </w:rPr>
         <w:t xml:space="preserve">◔ </w:t>
       </w:r>
-      <w:hyperlink w:history="1" r:id="rId2i2umqwnpj42bcabllfef">
+      <w:hyperlink w:history="1" r:id="rIdgi8eus_4kll8mq9o2sfs7">
         <w:r>
           <w:rPr>
             <w:rFonts w:ascii="Calibri" w:cs="Calibri" w:eastAsia="Calibri" w:hAnsi="Calibri"/>
